--- a/Users.docx
+++ b/Users.docx
@@ -4,7 +4,15 @@
   <w:body>
     <w:p>
       <w:r>
-        <w:t>Admin: admin@youngfighters.academy / admin12345</w:t>
+        <w:t xml:space="preserve">Admin: </w:t>
+      </w:r>
+      <w:proofErr w:type="spellStart"/>
+      <w:r>
+        <w:t>admin@youngfighters.academy</w:t>
+      </w:r>
+      <w:proofErr w:type="spellEnd"/>
+      <w:r>
+        <w:t xml:space="preserve"> / admin12345</w:t>
       </w:r>
     </w:p>
     <w:p>
@@ -21,9 +29,356 @@
       <w:r>
         <w:t>Student: ali.hassan@yfa.pk / student12345</w:t>
       </w:r>
+    </w:p>
+    <w:p/>
+    <w:p/>
+    <w:p>
+      <w:pPr>
+        <w:spacing w:before="100" w:beforeAutospacing="1" w:after="100" w:afterAutospacing="1" w:line="240" w:lineRule="auto"/>
+        <w:rPr>
+          <w:rFonts w:ascii="Times New Roman" w:eastAsia="Times New Roman" w:hAnsi="Times New Roman" w:cs="Times New Roman"/>
+          <w:sz w:val="24"/>
+          <w:szCs w:val="24"/>
+        </w:rPr>
+      </w:pPr>
       <w:bookmarkStart w:id="0" w:name="_GoBack"/>
       <w:bookmarkEnd w:id="0"/>
+      <w:r>
+        <w:rPr>
+          <w:rFonts w:ascii="Times New Roman" w:eastAsia="Times New Roman" w:hAnsi="Times New Roman" w:cs="Times New Roman"/>
+          <w:sz w:val="24"/>
+          <w:szCs w:val="24"/>
+        </w:rPr>
+        <w:t xml:space="preserve"> </w:t>
+      </w:r>
+      <w:r>
+        <w:rPr>
+          <w:rFonts w:ascii="Times New Roman" w:eastAsia="Times New Roman" w:hAnsi="Times New Roman" w:cs="Times New Roman"/>
+          <w:b/>
+          <w:bCs/>
+          <w:sz w:val="24"/>
+          <w:szCs w:val="24"/>
+        </w:rPr>
+        <w:t>Young Fighters Academy</w:t>
+      </w:r>
+      <w:r>
+        <w:rPr>
+          <w:rFonts w:ascii="Times New Roman" w:eastAsia="Times New Roman" w:hAnsi="Times New Roman" w:cs="Times New Roman"/>
+          <w:sz w:val="24"/>
+          <w:szCs w:val="24"/>
+        </w:rPr>
+        <w:t xml:space="preserve"> stack is:</w:t>
+      </w:r>
     </w:p>
+    <w:p>
+      <w:pPr>
+        <w:numPr>
+          <w:ilvl w:val="0"/>
+          <w:numId w:val="1"/>
+        </w:numPr>
+        <w:spacing w:before="100" w:beforeAutospacing="1" w:after="100" w:afterAutospacing="1" w:line="240" w:lineRule="auto"/>
+        <w:rPr>
+          <w:rFonts w:ascii="Times New Roman" w:eastAsia="Times New Roman" w:hAnsi="Times New Roman" w:cs="Times New Roman"/>
+          <w:sz w:val="24"/>
+          <w:szCs w:val="24"/>
+        </w:rPr>
+      </w:pPr>
+      <w:r>
+        <w:rPr>
+          <w:rFonts w:ascii="Times New Roman" w:eastAsia="Times New Roman" w:hAnsi="Times New Roman" w:cs="Times New Roman"/>
+          <w:b/>
+          <w:bCs/>
+          <w:sz w:val="24"/>
+          <w:szCs w:val="24"/>
+        </w:rPr>
+        <w:t>App:</w:t>
+      </w:r>
+      <w:r>
+        <w:rPr>
+          <w:rFonts w:ascii="Times New Roman" w:eastAsia="Times New Roman" w:hAnsi="Times New Roman" w:cs="Times New Roman"/>
+          <w:sz w:val="24"/>
+          <w:szCs w:val="24"/>
+        </w:rPr>
+        <w:t xml:space="preserve"> Cricket Academy Management PWA </w:t>
+      </w:r>
+    </w:p>
+    <w:p>
+      <w:pPr>
+        <w:numPr>
+          <w:ilvl w:val="0"/>
+          <w:numId w:val="1"/>
+        </w:numPr>
+        <w:spacing w:before="100" w:beforeAutospacing="1" w:after="100" w:afterAutospacing="1" w:line="240" w:lineRule="auto"/>
+        <w:rPr>
+          <w:rFonts w:ascii="Times New Roman" w:eastAsia="Times New Roman" w:hAnsi="Times New Roman" w:cs="Times New Roman"/>
+          <w:sz w:val="24"/>
+          <w:szCs w:val="24"/>
+        </w:rPr>
+      </w:pPr>
+      <w:r>
+        <w:rPr>
+          <w:rFonts w:ascii="Times New Roman" w:eastAsia="Times New Roman" w:hAnsi="Times New Roman" w:cs="Times New Roman"/>
+          <w:b/>
+          <w:bCs/>
+          <w:sz w:val="24"/>
+          <w:szCs w:val="24"/>
+        </w:rPr>
+        <w:t>Framework:</w:t>
+      </w:r>
+      <w:r>
+        <w:rPr>
+          <w:rFonts w:ascii="Times New Roman" w:eastAsia="Times New Roman" w:hAnsi="Times New Roman" w:cs="Times New Roman"/>
+          <w:sz w:val="24"/>
+          <w:szCs w:val="24"/>
+        </w:rPr>
+        <w:t xml:space="preserve"> Next.js 16 </w:t>
+      </w:r>
+    </w:p>
+    <w:p>
+      <w:pPr>
+        <w:numPr>
+          <w:ilvl w:val="0"/>
+          <w:numId w:val="1"/>
+        </w:numPr>
+        <w:spacing w:before="100" w:beforeAutospacing="1" w:after="100" w:afterAutospacing="1" w:line="240" w:lineRule="auto"/>
+        <w:rPr>
+          <w:rFonts w:ascii="Times New Roman" w:eastAsia="Times New Roman" w:hAnsi="Times New Roman" w:cs="Times New Roman"/>
+          <w:sz w:val="24"/>
+          <w:szCs w:val="24"/>
+        </w:rPr>
+      </w:pPr>
+      <w:r>
+        <w:rPr>
+          <w:rFonts w:ascii="Times New Roman" w:eastAsia="Times New Roman" w:hAnsi="Times New Roman" w:cs="Times New Roman"/>
+          <w:b/>
+          <w:bCs/>
+          <w:sz w:val="24"/>
+          <w:szCs w:val="24"/>
+        </w:rPr>
+        <w:t>Language:</w:t>
+      </w:r>
+      <w:r>
+        <w:rPr>
+          <w:rFonts w:ascii="Times New Roman" w:eastAsia="Times New Roman" w:hAnsi="Times New Roman" w:cs="Times New Roman"/>
+          <w:sz w:val="24"/>
+          <w:szCs w:val="24"/>
+        </w:rPr>
+        <w:t xml:space="preserve"> </w:t>
+      </w:r>
+      <w:proofErr w:type="spellStart"/>
+      <w:r>
+        <w:rPr>
+          <w:rFonts w:ascii="Times New Roman" w:eastAsia="Times New Roman" w:hAnsi="Times New Roman" w:cs="Times New Roman"/>
+          <w:sz w:val="24"/>
+          <w:szCs w:val="24"/>
+        </w:rPr>
+        <w:t>TypeScript</w:t>
+      </w:r>
+      <w:proofErr w:type="spellEnd"/>
+      <w:r>
+        <w:rPr>
+          <w:rFonts w:ascii="Times New Roman" w:eastAsia="Times New Roman" w:hAnsi="Times New Roman" w:cs="Times New Roman"/>
+          <w:sz w:val="24"/>
+          <w:szCs w:val="24"/>
+        </w:rPr>
+        <w:t xml:space="preserve"> </w:t>
+      </w:r>
+    </w:p>
+    <w:p>
+      <w:pPr>
+        <w:numPr>
+          <w:ilvl w:val="0"/>
+          <w:numId w:val="1"/>
+        </w:numPr>
+        <w:spacing w:before="100" w:beforeAutospacing="1" w:after="100" w:afterAutospacing="1" w:line="240" w:lineRule="auto"/>
+        <w:rPr>
+          <w:rFonts w:ascii="Times New Roman" w:eastAsia="Times New Roman" w:hAnsi="Times New Roman" w:cs="Times New Roman"/>
+          <w:sz w:val="24"/>
+          <w:szCs w:val="24"/>
+        </w:rPr>
+      </w:pPr>
+      <w:r>
+        <w:rPr>
+          <w:rFonts w:ascii="Times New Roman" w:eastAsia="Times New Roman" w:hAnsi="Times New Roman" w:cs="Times New Roman"/>
+          <w:b/>
+          <w:bCs/>
+          <w:sz w:val="24"/>
+          <w:szCs w:val="24"/>
+        </w:rPr>
+        <w:t>Database:</w:t>
+      </w:r>
+      <w:r>
+        <w:rPr>
+          <w:rFonts w:ascii="Times New Roman" w:eastAsia="Times New Roman" w:hAnsi="Times New Roman" w:cs="Times New Roman"/>
+          <w:sz w:val="24"/>
+          <w:szCs w:val="24"/>
+        </w:rPr>
+        <w:t xml:space="preserve"> </w:t>
+      </w:r>
+      <w:proofErr w:type="spellStart"/>
+      <w:r>
+        <w:rPr>
+          <w:rFonts w:ascii="Times New Roman" w:eastAsia="Times New Roman" w:hAnsi="Times New Roman" w:cs="Times New Roman"/>
+          <w:sz w:val="24"/>
+          <w:szCs w:val="24"/>
+        </w:rPr>
+        <w:t>PostgreSQL</w:t>
+      </w:r>
+      <w:proofErr w:type="spellEnd"/>
+      <w:r>
+        <w:rPr>
+          <w:rFonts w:ascii="Times New Roman" w:eastAsia="Times New Roman" w:hAnsi="Times New Roman" w:cs="Times New Roman"/>
+          <w:sz w:val="24"/>
+          <w:szCs w:val="24"/>
+        </w:rPr>
+        <w:t xml:space="preserve"> on Neon </w:t>
+      </w:r>
+    </w:p>
+    <w:p>
+      <w:pPr>
+        <w:numPr>
+          <w:ilvl w:val="0"/>
+          <w:numId w:val="1"/>
+        </w:numPr>
+        <w:spacing w:before="100" w:beforeAutospacing="1" w:after="100" w:afterAutospacing="1" w:line="240" w:lineRule="auto"/>
+        <w:rPr>
+          <w:rFonts w:ascii="Times New Roman" w:eastAsia="Times New Roman" w:hAnsi="Times New Roman" w:cs="Times New Roman"/>
+          <w:sz w:val="24"/>
+          <w:szCs w:val="24"/>
+        </w:rPr>
+      </w:pPr>
+      <w:r>
+        <w:rPr>
+          <w:rFonts w:ascii="Times New Roman" w:eastAsia="Times New Roman" w:hAnsi="Times New Roman" w:cs="Times New Roman"/>
+          <w:b/>
+          <w:bCs/>
+          <w:sz w:val="24"/>
+          <w:szCs w:val="24"/>
+        </w:rPr>
+        <w:t>ORM:</w:t>
+      </w:r>
+      <w:r>
+        <w:rPr>
+          <w:rFonts w:ascii="Times New Roman" w:eastAsia="Times New Roman" w:hAnsi="Times New Roman" w:cs="Times New Roman"/>
+          <w:sz w:val="24"/>
+          <w:szCs w:val="24"/>
+        </w:rPr>
+        <w:t xml:space="preserve"> </w:t>
+      </w:r>
+      <w:proofErr w:type="spellStart"/>
+      <w:r>
+        <w:rPr>
+          <w:rFonts w:ascii="Times New Roman" w:eastAsia="Times New Roman" w:hAnsi="Times New Roman" w:cs="Times New Roman"/>
+          <w:sz w:val="24"/>
+          <w:szCs w:val="24"/>
+        </w:rPr>
+        <w:t>Prisma</w:t>
+      </w:r>
+      <w:proofErr w:type="spellEnd"/>
+      <w:r>
+        <w:rPr>
+          <w:rFonts w:ascii="Times New Roman" w:eastAsia="Times New Roman" w:hAnsi="Times New Roman" w:cs="Times New Roman"/>
+          <w:sz w:val="24"/>
+          <w:szCs w:val="24"/>
+        </w:rPr>
+        <w:t xml:space="preserve"> 7 </w:t>
+      </w:r>
+    </w:p>
+    <w:p>
+      <w:pPr>
+        <w:numPr>
+          <w:ilvl w:val="0"/>
+          <w:numId w:val="1"/>
+        </w:numPr>
+        <w:spacing w:before="100" w:beforeAutospacing="1" w:after="100" w:afterAutospacing="1" w:line="240" w:lineRule="auto"/>
+        <w:rPr>
+          <w:rFonts w:ascii="Times New Roman" w:eastAsia="Times New Roman" w:hAnsi="Times New Roman" w:cs="Times New Roman"/>
+          <w:sz w:val="24"/>
+          <w:szCs w:val="24"/>
+        </w:rPr>
+      </w:pPr>
+      <w:r>
+        <w:rPr>
+          <w:rFonts w:ascii="Times New Roman" w:eastAsia="Times New Roman" w:hAnsi="Times New Roman" w:cs="Times New Roman"/>
+          <w:b/>
+          <w:bCs/>
+          <w:sz w:val="24"/>
+          <w:szCs w:val="24"/>
+        </w:rPr>
+        <w:t>Hosting:</w:t>
+      </w:r>
+      <w:r>
+        <w:rPr>
+          <w:rFonts w:ascii="Times New Roman" w:eastAsia="Times New Roman" w:hAnsi="Times New Roman" w:cs="Times New Roman"/>
+          <w:sz w:val="24"/>
+          <w:szCs w:val="24"/>
+        </w:rPr>
+        <w:t xml:space="preserve"> </w:t>
+      </w:r>
+      <w:proofErr w:type="spellStart"/>
+      <w:r>
+        <w:rPr>
+          <w:rFonts w:ascii="Times New Roman" w:eastAsia="Times New Roman" w:hAnsi="Times New Roman" w:cs="Times New Roman"/>
+          <w:sz w:val="24"/>
+          <w:szCs w:val="24"/>
+        </w:rPr>
+        <w:t>Vercel</w:t>
+      </w:r>
+      <w:proofErr w:type="spellEnd"/>
+      <w:r>
+        <w:rPr>
+          <w:rFonts w:ascii="Times New Roman" w:eastAsia="Times New Roman" w:hAnsi="Times New Roman" w:cs="Times New Roman"/>
+          <w:sz w:val="24"/>
+          <w:szCs w:val="24"/>
+        </w:rPr>
+        <w:t xml:space="preserve"> </w:t>
+      </w:r>
+    </w:p>
+    <w:p>
+      <w:pPr>
+        <w:numPr>
+          <w:ilvl w:val="0"/>
+          <w:numId w:val="1"/>
+        </w:numPr>
+        <w:spacing w:before="100" w:beforeAutospacing="1" w:after="100" w:afterAutospacing="1" w:line="240" w:lineRule="auto"/>
+        <w:rPr>
+          <w:rFonts w:ascii="Times New Roman" w:eastAsia="Times New Roman" w:hAnsi="Times New Roman" w:cs="Times New Roman"/>
+          <w:sz w:val="24"/>
+          <w:szCs w:val="24"/>
+        </w:rPr>
+      </w:pPr>
+      <w:r>
+        <w:rPr>
+          <w:rFonts w:ascii="Times New Roman" w:eastAsia="Times New Roman" w:hAnsi="Times New Roman" w:cs="Times New Roman"/>
+          <w:b/>
+          <w:bCs/>
+          <w:sz w:val="24"/>
+          <w:szCs w:val="24"/>
+        </w:rPr>
+        <w:t>Live app:</w:t>
+      </w:r>
+      <w:r>
+        <w:rPr>
+          <w:rFonts w:ascii="Times New Roman" w:eastAsia="Times New Roman" w:hAnsi="Times New Roman" w:cs="Times New Roman"/>
+          <w:sz w:val="24"/>
+          <w:szCs w:val="24"/>
+        </w:rPr>
+        <w:t xml:space="preserve"> </w:t>
+      </w:r>
+      <w:hyperlink r:id="rId5" w:tgtFrame="_blank" w:history="1">
+        <w:r>
+          <w:rPr>
+            <w:rFonts w:ascii="Times New Roman" w:eastAsia="Times New Roman" w:hAnsi="Times New Roman" w:cs="Times New Roman"/>
+            <w:color w:val="0000FF"/>
+            <w:sz w:val="24"/>
+            <w:szCs w:val="24"/>
+            <w:u w:val="single"/>
+          </w:rPr>
+          <w:t>Young Fighters Academy</w:t>
+        </w:r>
+      </w:hyperlink>
+    </w:p>
+    <w:p/>
     <w:sectPr>
       <w:pgSz w:w="12240" w:h="15840"/>
       <w:pgMar w:top="1440" w:right="1440" w:bottom="1440" w:left="1440" w:header="720" w:footer="720" w:gutter="0"/>
@@ -32,6 +387,163 @@
     </w:sectPr>
   </w:body>
 </w:document>
+</file>
+
+<file path=word/numbering.xml><?xml version="1.0" encoding="utf-8"?>
+<w:numbering xmlns:wpc="http://schemas.microsoft.com/office/word/2010/wordprocessingCanvas" xmlns:mc="http://schemas.openxmlformats.org/markup-compatibility/2006" xmlns:o="urn:schemas-microsoft-com:office:office" xmlns:r="http://schemas.openxmlformats.org/officeDocument/2006/relationships" xmlns:m="http://schemas.openxmlformats.org/officeDocument/2006/math" xmlns:v="urn:schemas-microsoft-com:vml" xmlns:wp14="http://schemas.microsoft.com/office/word/2010/wordprocessingDrawing" xmlns:wp="http://schemas.openxmlformats.org/drawingml/2006/wordprocessingDrawing" xmlns:w10="urn:schemas-microsoft-com:office:word" xmlns:w="http://schemas.openxmlformats.org/wordprocessingml/2006/main" xmlns:w14="http://schemas.microsoft.com/office/word/2010/wordml" xmlns:w15="http://schemas.microsoft.com/office/word/2012/wordml" xmlns:wpg="http://schemas.microsoft.com/office/word/2010/wordprocessingGroup" xmlns:wpi="http://schemas.microsoft.com/office/word/2010/wordprocessingInk" xmlns:wne="http://schemas.microsoft.com/office/word/2006/wordml" xmlns:wps="http://schemas.microsoft.com/office/word/2010/wordprocessingShape" mc:Ignorable="w14 w15 wp14">
+  <w:abstractNum w:abstractNumId="0">
+    <w:nsid w:val="3645228F"/>
+    <w:multiLevelType w:val="multilevel"/>
+    <w:tmpl w:val="23281926"/>
+    <w:lvl w:ilvl="0">
+      <w:start w:val="1"/>
+      <w:numFmt w:val="bullet"/>
+      <w:lvlText w:val=""/>
+      <w:lvlJc w:val="left"/>
+      <w:pPr>
+        <w:tabs>
+          <w:tab w:val="num" w:pos="720"/>
+        </w:tabs>
+        <w:ind w:left="720" w:hanging="360"/>
+      </w:pPr>
+      <w:rPr>
+        <w:rFonts w:ascii="Symbol" w:hAnsi="Symbol" w:hint="default"/>
+        <w:sz w:val="20"/>
+      </w:rPr>
+    </w:lvl>
+    <w:lvl w:ilvl="1" w:tentative="1">
+      <w:start w:val="1"/>
+      <w:numFmt w:val="bullet"/>
+      <w:lvlText w:val="o"/>
+      <w:lvlJc w:val="left"/>
+      <w:pPr>
+        <w:tabs>
+          <w:tab w:val="num" w:pos="1440"/>
+        </w:tabs>
+        <w:ind w:left="1440" w:hanging="360"/>
+      </w:pPr>
+      <w:rPr>
+        <w:rFonts w:ascii="Courier New" w:hAnsi="Courier New" w:hint="default"/>
+        <w:sz w:val="20"/>
+      </w:rPr>
+    </w:lvl>
+    <w:lvl w:ilvl="2" w:tentative="1">
+      <w:start w:val="1"/>
+      <w:numFmt w:val="bullet"/>
+      <w:lvlText w:val=""/>
+      <w:lvlJc w:val="left"/>
+      <w:pPr>
+        <w:tabs>
+          <w:tab w:val="num" w:pos="2160"/>
+        </w:tabs>
+        <w:ind w:left="2160" w:hanging="360"/>
+      </w:pPr>
+      <w:rPr>
+        <w:rFonts w:ascii="Wingdings" w:hAnsi="Wingdings" w:hint="default"/>
+        <w:sz w:val="20"/>
+      </w:rPr>
+    </w:lvl>
+    <w:lvl w:ilvl="3" w:tentative="1">
+      <w:start w:val="1"/>
+      <w:numFmt w:val="bullet"/>
+      <w:lvlText w:val=""/>
+      <w:lvlJc w:val="left"/>
+      <w:pPr>
+        <w:tabs>
+          <w:tab w:val="num" w:pos="2880"/>
+        </w:tabs>
+        <w:ind w:left="2880" w:hanging="360"/>
+      </w:pPr>
+      <w:rPr>
+        <w:rFonts w:ascii="Wingdings" w:hAnsi="Wingdings" w:hint="default"/>
+        <w:sz w:val="20"/>
+      </w:rPr>
+    </w:lvl>
+    <w:lvl w:ilvl="4" w:tentative="1">
+      <w:start w:val="1"/>
+      <w:numFmt w:val="bullet"/>
+      <w:lvlText w:val=""/>
+      <w:lvlJc w:val="left"/>
+      <w:pPr>
+        <w:tabs>
+          <w:tab w:val="num" w:pos="3600"/>
+        </w:tabs>
+        <w:ind w:left="3600" w:hanging="360"/>
+      </w:pPr>
+      <w:rPr>
+        <w:rFonts w:ascii="Wingdings" w:hAnsi="Wingdings" w:hint="default"/>
+        <w:sz w:val="20"/>
+      </w:rPr>
+    </w:lvl>
+    <w:lvl w:ilvl="5" w:tentative="1">
+      <w:start w:val="1"/>
+      <w:numFmt w:val="bullet"/>
+      <w:lvlText w:val=""/>
+      <w:lvlJc w:val="left"/>
+      <w:pPr>
+        <w:tabs>
+          <w:tab w:val="num" w:pos="4320"/>
+        </w:tabs>
+        <w:ind w:left="4320" w:hanging="360"/>
+      </w:pPr>
+      <w:rPr>
+        <w:rFonts w:ascii="Wingdings" w:hAnsi="Wingdings" w:hint="default"/>
+        <w:sz w:val="20"/>
+      </w:rPr>
+    </w:lvl>
+    <w:lvl w:ilvl="6" w:tentative="1">
+      <w:start w:val="1"/>
+      <w:numFmt w:val="bullet"/>
+      <w:lvlText w:val=""/>
+      <w:lvlJc w:val="left"/>
+      <w:pPr>
+        <w:tabs>
+          <w:tab w:val="num" w:pos="5040"/>
+        </w:tabs>
+        <w:ind w:left="5040" w:hanging="360"/>
+      </w:pPr>
+      <w:rPr>
+        <w:rFonts w:ascii="Wingdings" w:hAnsi="Wingdings" w:hint="default"/>
+        <w:sz w:val="20"/>
+      </w:rPr>
+    </w:lvl>
+    <w:lvl w:ilvl="7" w:tentative="1">
+      <w:start w:val="1"/>
+      <w:numFmt w:val="bullet"/>
+      <w:lvlText w:val=""/>
+      <w:lvlJc w:val="left"/>
+      <w:pPr>
+        <w:tabs>
+          <w:tab w:val="num" w:pos="5760"/>
+        </w:tabs>
+        <w:ind w:left="5760" w:hanging="360"/>
+      </w:pPr>
+      <w:rPr>
+        <w:rFonts w:ascii="Wingdings" w:hAnsi="Wingdings" w:hint="default"/>
+        <w:sz w:val="20"/>
+      </w:rPr>
+    </w:lvl>
+    <w:lvl w:ilvl="8" w:tentative="1">
+      <w:start w:val="1"/>
+      <w:numFmt w:val="bullet"/>
+      <w:lvlText w:val=""/>
+      <w:lvlJc w:val="left"/>
+      <w:pPr>
+        <w:tabs>
+          <w:tab w:val="num" w:pos="6480"/>
+        </w:tabs>
+        <w:ind w:left="6480" w:hanging="360"/>
+      </w:pPr>
+      <w:rPr>
+        <w:rFonts w:ascii="Wingdings" w:hAnsi="Wingdings" w:hint="default"/>
+        <w:sz w:val="20"/>
+      </w:rPr>
+    </w:lvl>
+  </w:abstractNum>
+  <w:num w:numId="1">
+    <w:abstractNumId w:val="0"/>
+  </w:num>
+</w:numbering>
 </file>
 
 <file path=word/styles.xml><?xml version="1.0" encoding="utf-8"?>
@@ -455,6 +967,47 @@
     <w:semiHidden/>
     <w:unhideWhenUsed/>
   </w:style>
+  <w:style w:type="paragraph" w:customStyle="1" w:styleId="pdq2pgselectionanchorcontainer">
+    <w:name w:val="pdq2pg_selectionanchorcontainer"/>
+    <w:basedOn w:val="Normal"/>
+    <w:rsid w:val="00DB07FF"/>
+    <w:pPr>
+      <w:spacing w:before="100" w:beforeAutospacing="1" w:after="100" w:afterAutospacing="1" w:line="240" w:lineRule="auto"/>
+    </w:pPr>
+    <w:rPr>
+      <w:rFonts w:ascii="Times New Roman" w:eastAsia="Times New Roman" w:hAnsi="Times New Roman" w:cs="Times New Roman"/>
+      <w:sz w:val="24"/>
+      <w:szCs w:val="24"/>
+    </w:rPr>
+  </w:style>
+  <w:style w:type="character" w:styleId="Strong">
+    <w:name w:val="Strong"/>
+    <w:basedOn w:val="DefaultParagraphFont"/>
+    <w:uiPriority w:val="22"/>
+    <w:qFormat/>
+    <w:rsid w:val="00DB07FF"/>
+    <w:rPr>
+      <w:b/>
+      <w:bCs/>
+    </w:rPr>
+  </w:style>
+  <w:style w:type="character" w:customStyle="1" w:styleId="contents">
+    <w:name w:val="contents"/>
+    <w:basedOn w:val="DefaultParagraphFont"/>
+    <w:rsid w:val="00DB07FF"/>
+  </w:style>
+  <w:style w:type="character" w:styleId="Hyperlink">
+    <w:name w:val="Hyperlink"/>
+    <w:basedOn w:val="DefaultParagraphFont"/>
+    <w:uiPriority w:val="99"/>
+    <w:semiHidden/>
+    <w:unhideWhenUsed/>
+    <w:rsid w:val="00DB07FF"/>
+    <w:rPr>
+      <w:color w:val="0000FF"/>
+      <w:u w:val="single"/>
+    </w:rPr>
+  </w:style>
 </w:styles>
 </file>
 

--- a/Users.docx
+++ b/Users.docx
@@ -41,8 +41,6 @@
           <w:szCs w:val="24"/>
         </w:rPr>
       </w:pPr>
-      <w:bookmarkStart w:id="0" w:name="_GoBack"/>
-      <w:bookmarkEnd w:id="0"/>
       <w:r>
         <w:rPr>
           <w:rFonts w:ascii="Times New Roman" w:eastAsia="Times New Roman" w:hAnsi="Times New Roman" w:cs="Times New Roman"/>
@@ -377,6 +375,18 @@
           <w:t>Young Fighters Academy</w:t>
         </w:r>
       </w:hyperlink>
+    </w:p>
+    <w:p>
+      <w:pPr>
+        <w:spacing w:before="100" w:beforeAutospacing="1" w:after="100" w:afterAutospacing="1" w:line="240" w:lineRule="auto"/>
+        <w:rPr>
+          <w:rFonts w:ascii="Times New Roman" w:eastAsia="Times New Roman" w:hAnsi="Times New Roman" w:cs="Times New Roman"/>
+          <w:sz w:val="24"/>
+          <w:szCs w:val="24"/>
+        </w:rPr>
+      </w:pPr>
+      <w:bookmarkStart w:id="0" w:name="_GoBack"/>
+      <w:bookmarkEnd w:id="0"/>
     </w:p>
     <w:p/>
     <w:sectPr>
